--- a/CMA_B1_Ch17_AnswerKeys.docx
+++ b/CMA_B1_Ch17_AnswerKeys.docx
@@ -27,7 +27,7 @@
           <w:sz w:val="20"/>
           <w:szCs w:val="20"/>
         </w:rPr>
-        <w:t xml:space="preserve">Section 17.5 · U.S. GAAP and IFRS: The Six Tested Differences · 55 items · keep this sheet separate from the handout</w:t>
+        <w:t xml:space="preserve">U.S. GAAP and IFRS: long-lived assets · U.S. GAAP and IFRS: The Six Tested Differences · 55 items · keep this sheet separate from the handout</w:t>
       </w:r>
     </w:p>
     <w:tbl>
@@ -2944,7 +2944,7 @@
           <w:sz w:val="20"/>
           <w:szCs w:val="20"/>
         </w:rPr>
-        <w:t xml:space="preserve">The practice set · U.S. GAAP and IFRS: The Six Tested Differences · 47 items · keep this sheet separate from the handout</w:t>
+        <w:t xml:space="preserve">U.S. GAAP and IFRS: exam practice · U.S. GAAP and IFRS: The Six Tested Differences · 47 items · keep this sheet separate from the handout</w:t>
       </w:r>
     </w:p>
     <w:tbl>
